--- a/docs/design/SDD.docx
+++ b/docs/design/SDD.docx
@@ -3565,7 +3565,7 @@
       <w:r>
         <w:drawing>
           <wp:inline xmlns:a="http://schemas.openxmlformats.org/drawingml/2006/main" xmlns:pic="http://schemas.openxmlformats.org/drawingml/2006/picture">
-            <wp:extent cx="5760000" cy="4714168"/>
+            <wp:extent cx="5760000" cy="4836974"/>
             <wp:docPr id="5" name="Picture 5"/>
             <wp:cNvGraphicFramePr>
               <a:graphicFrameLocks noChangeAspect="1"/>
@@ -3586,7 +3586,7 @@
                   <pic:spPr>
                     <a:xfrm>
                       <a:off x="0" y="0"/>
-                      <a:ext cx="5760000" cy="4714168"/>
+                      <a:ext cx="5760000" cy="4836974"/>
                     </a:xfrm>
                     <a:prstGeom prst="rect"/>
                   </pic:spPr>
@@ -14208,7 +14208,7 @@
               <w:rPr>
                 <w:sz w:val="20"/>
               </w:rPr>
-              <w:t>"Quá hạn" là trạng thái dẫn xuất</w:t>
+              <w:t>"Quá hạn" là trạng thái dẫn xuất, đếm theo ngày lịch</w:t>
             </w:r>
           </w:p>
         </w:tc>
@@ -14225,7 +14225,7 @@
               <w:rPr>
                 <w:sz w:val="20"/>
               </w:rPr>
-              <w:t>Tránh cron và trạng thái lệch</w:t>
+              <w:t>Tránh cron và trạng thái lệch; phạt theo ngày lịch đúng cách thư viện tính</w:t>
             </w:r>
           </w:p>
         </w:tc>
@@ -14249,13 +14249,13 @@
                 <w:rFonts w:ascii="Consolas" w:hAnsi="Consolas"/>
                 <w:sz w:val="20"/>
               </w:rPr>
-              <w:t>due_at &lt; now()</w:t>
-            </w:r>
-            <w:r>
-              <w:rPr>
-                <w:sz w:val="20"/>
-              </w:rPr>
-              <w:t xml:space="preserve">; có index </w:t>
+              <w:t>due_at &lt; overdueCutoff(now)</w:t>
+            </w:r>
+            <w:r>
+              <w:rPr>
+                <w:sz w:val="20"/>
+              </w:rPr>
+              <w:t xml:space="preserve"> (nửa đêm đầu ngày hôm nay, giờ thư viện); có index </w:t>
             </w:r>
             <w:r>
               <w:rPr>
@@ -14263,6 +14263,25 @@
                 <w:sz w:val="20"/>
               </w:rPr>
               <w:t>due_at</w:t>
+            </w:r>
+            <w:r>
+              <w:rPr>
+                <w:sz w:val="20"/>
+              </w:rPr>
+              <w:t xml:space="preserve">; hàm chung </w:t>
+            </w:r>
+            <w:r>
+              <w:rPr>
+                <w:rFonts w:ascii="Consolas" w:hAnsi="Consolas"/>
+                <w:sz w:val="20"/>
+              </w:rPr>
+              <w:t>src/common/date.util.ts</w:t>
+            </w:r>
+            <w:r>
+              <w:rPr>
+                <w:sz w:val="20"/>
+              </w:rPr>
+              <w:t xml:space="preserve"> để API và báo cáo không lệch nhau</w:t>
             </w:r>
           </w:p>
         </w:tc>

--- a/docs/design/SDD.docx
+++ b/docs/design/SDD.docx
@@ -11305,6 +11305,215 @@
                 <w:rFonts w:ascii="Consolas" w:hAnsi="Consolas"/>
                 <w:sz w:val="20"/>
               </w:rPr>
+              <w:t>/recommendations/metrics</w:t>
+            </w:r>
+          </w:p>
+        </w:tc>
+        <w:tc>
+          <w:tcPr>
+            <w:tcW w:type="dxa" w:w="1938"/>
+          </w:tcPr>
+          <w:p>
+            <w:pPr>
+              <w:spacing w:after="0"/>
+            </w:pPr>
+            <w:r/>
+            <w:r>
+              <w:rPr>
+                <w:sz w:val="20"/>
+              </w:rPr>
+              <w:t>L</w:t>
+            </w:r>
+          </w:p>
+        </w:tc>
+        <w:tc>
+          <w:tcPr>
+            <w:tcW w:type="dxa" w:w="1938"/>
+          </w:tcPr>
+          <w:p>
+            <w:pPr>
+              <w:spacing w:after="0"/>
+            </w:pPr>
+            <w:r/>
+            <w:r>
+              <w:rPr>
+                <w:sz w:val="20"/>
+              </w:rPr>
+              <w:t>—</w:t>
+            </w:r>
+          </w:p>
+        </w:tc>
+        <w:tc>
+          <w:tcPr>
+            <w:tcW w:type="dxa" w:w="1938"/>
+          </w:tcPr>
+          <w:p>
+            <w:pPr>
+              <w:spacing w:after="0"/>
+            </w:pPr>
+            <w:r/>
+            <w:r>
+              <w:rPr>
+                <w:sz w:val="20"/>
+              </w:rPr>
+              <w:t xml:space="preserve">200 số đo hai mô hình (chuyển tiếp từ AI </w:t>
+            </w:r>
+            <w:r>
+              <w:rPr>
+                <w:rFonts w:ascii="Consolas" w:hAnsi="Consolas"/>
+                <w:sz w:val="20"/>
+              </w:rPr>
+              <w:t>/metrics</w:t>
+            </w:r>
+            <w:r>
+              <w:rPr>
+                <w:sz w:val="20"/>
+              </w:rPr>
+              <w:t xml:space="preserve">) · 503 </w:t>
+            </w:r>
+            <w:r>
+              <w:rPr>
+                <w:rFonts w:ascii="Consolas" w:hAnsi="Consolas"/>
+                <w:sz w:val="20"/>
+              </w:rPr>
+              <w:t>AI_UNAVAILABLE</w:t>
+            </w:r>
+          </w:p>
+        </w:tc>
+      </w:tr>
+      <w:tr>
+        <w:tc>
+          <w:tcPr>
+            <w:tcW w:type="dxa" w:w="1938"/>
+          </w:tcPr>
+          <w:p>
+            <w:pPr>
+              <w:spacing w:after="0"/>
+            </w:pPr>
+            <w:r/>
+            <w:r>
+              <w:rPr>
+                <w:sz w:val="20"/>
+              </w:rPr>
+              <w:t>GET</w:t>
+            </w:r>
+          </w:p>
+        </w:tc>
+        <w:tc>
+          <w:tcPr>
+            <w:tcW w:type="dxa" w:w="1938"/>
+          </w:tcPr>
+          <w:p>
+            <w:pPr>
+              <w:spacing w:after="0"/>
+            </w:pPr>
+            <w:r/>
+            <w:r>
+              <w:rPr>
+                <w:rFonts w:ascii="Consolas" w:hAnsi="Consolas"/>
+                <w:sz w:val="20"/>
+              </w:rPr>
+              <w:t>/recommendations/overdue-accuracy</w:t>
+            </w:r>
+          </w:p>
+        </w:tc>
+        <w:tc>
+          <w:tcPr>
+            <w:tcW w:type="dxa" w:w="1938"/>
+          </w:tcPr>
+          <w:p>
+            <w:pPr>
+              <w:spacing w:after="0"/>
+            </w:pPr>
+            <w:r/>
+            <w:r>
+              <w:rPr>
+                <w:sz w:val="20"/>
+              </w:rPr>
+              <w:t>L</w:t>
+            </w:r>
+          </w:p>
+        </w:tc>
+        <w:tc>
+          <w:tcPr>
+            <w:tcW w:type="dxa" w:w="1938"/>
+          </w:tcPr>
+          <w:p>
+            <w:pPr>
+              <w:spacing w:after="0"/>
+            </w:pPr>
+            <w:r/>
+            <w:r>
+              <w:rPr>
+                <w:sz w:val="20"/>
+              </w:rPr>
+              <w:t>—</w:t>
+            </w:r>
+          </w:p>
+        </w:tc>
+        <w:tc>
+          <w:tcPr>
+            <w:tcW w:type="dxa" w:w="1938"/>
+          </w:tcPr>
+          <w:p>
+            <w:pPr>
+              <w:spacing w:after="0"/>
+            </w:pPr>
+            <w:r/>
+            <w:r>
+              <w:rPr>
+                <w:sz w:val="20"/>
+              </w:rPr>
+              <w:t xml:space="preserve">200 </w:t>
+            </w:r>
+            <w:r>
+              <w:rPr>
+                <w:rFonts w:ascii="Consolas" w:hAnsi="Consolas"/>
+                <w:sz w:val="20"/>
+              </w:rPr>
+              <w:t>{sampled, predictedHigh, actuallyLate, hitRate}</w:t>
+            </w:r>
+            <w:r>
+              <w:rPr>
+                <w:sz w:val="20"/>
+              </w:rPr>
+              <w:t xml:space="preserve"> — đối chiếu dự báo đã lưu với kết quả thật</w:t>
+            </w:r>
+          </w:p>
+        </w:tc>
+      </w:tr>
+      <w:tr>
+        <w:tc>
+          <w:tcPr>
+            <w:tcW w:type="dxa" w:w="1938"/>
+          </w:tcPr>
+          <w:p>
+            <w:pPr>
+              <w:spacing w:after="0"/>
+            </w:pPr>
+            <w:r/>
+            <w:r>
+              <w:rPr>
+                <w:sz w:val="20"/>
+              </w:rPr>
+              <w:t>GET</w:t>
+            </w:r>
+          </w:p>
+        </w:tc>
+        <w:tc>
+          <w:tcPr>
+            <w:tcW w:type="dxa" w:w="1938"/>
+          </w:tcPr>
+          <w:p>
+            <w:pPr>
+              <w:spacing w:after="0"/>
+            </w:pPr>
+            <w:r/>
+            <w:r>
+              <w:rPr>
+                <w:rFonts w:ascii="Consolas" w:hAnsi="Consolas"/>
+                <w:sz w:val="20"/>
+              </w:rPr>
               <w:t>/internal/training-data</w:t>
             </w:r>
           </w:p>
@@ -11997,7 +12206,7 @@
                 <w:rFonts w:ascii="Consolas" w:hAnsi="Consolas"/>
                 <w:sz w:val="20"/>
               </w:rPr>
-              <w:t>{recommender: {precision_at_5, recall_at_5, trained_at}, overdue: {accuracy, precision, recall, f1, roc_auc, trained_at}}</w:t>
+              <w:t>{recommender: {books, users, interactions, precision_at_5, recall_at_5, evaluated_users, trained_at}, overdue: {samples, positive_rate, chosen, logistic_regression: {...}, random_forest: {...}, trained_at}, lastTraining, note}</w:t>
             </w:r>
           </w:p>
         </w:tc>
@@ -14436,6 +14645,225 @@
                 <w:sz w:val="20"/>
               </w:rPr>
               <w:t>Backend thêm 1 endpoint; AI cần key</w:t>
+            </w:r>
+          </w:p>
+        </w:tc>
+      </w:tr>
+      <w:tr>
+        <w:tc>
+          <w:tcPr>
+            <w:tcW w:type="dxa" w:w="2422"/>
+          </w:tcPr>
+          <w:p>
+            <w:pPr>
+              <w:spacing w:after="0"/>
+            </w:pPr>
+            <w:r/>
+            <w:r>
+              <w:rPr>
+                <w:sz w:val="20"/>
+              </w:rPr>
+              <w:t>7</w:t>
+            </w:r>
+          </w:p>
+        </w:tc>
+        <w:tc>
+          <w:tcPr>
+            <w:tcW w:type="dxa" w:w="2422"/>
+          </w:tcPr>
+          <w:p>
+            <w:pPr>
+              <w:spacing w:after="0"/>
+            </w:pPr>
+            <w:r/>
+            <w:r>
+              <w:rPr>
+                <w:sz w:val="20"/>
+              </w:rPr>
+              <w:t xml:space="preserve">Mô hình giữ trong bộ nhớ, huấn luyện lại khi khởi động và khi gọi </w:t>
+            </w:r>
+            <w:r>
+              <w:rPr>
+                <w:rFonts w:ascii="Consolas" w:hAnsi="Consolas"/>
+                <w:sz w:val="20"/>
+              </w:rPr>
+              <w:t>/train</w:t>
+            </w:r>
+          </w:p>
+        </w:tc>
+        <w:tc>
+          <w:tcPr>
+            <w:tcW w:type="dxa" w:w="2422"/>
+          </w:tcPr>
+          <w:p>
+            <w:pPr>
+              <w:spacing w:after="0"/>
+            </w:pPr>
+            <w:r/>
+            <w:r>
+              <w:rPr>
+                <w:sz w:val="20"/>
+              </w:rPr>
+              <w:t xml:space="preserve">1.000 sách × 2.000 bạn đọc train hết ~1,5 s nên không cần lưu </w:t>
+            </w:r>
+            <w:r>
+              <w:rPr>
+                <w:rFonts w:ascii="Consolas" w:hAnsi="Consolas"/>
+                <w:sz w:val="20"/>
+              </w:rPr>
+              <w:t>.joblib</w:t>
+            </w:r>
+            <w:r>
+              <w:rPr>
+                <w:sz w:val="20"/>
+              </w:rPr>
+              <w:t xml:space="preserve"> lên đĩa ephemeral của Render</w:t>
+            </w:r>
+          </w:p>
+        </w:tc>
+        <w:tc>
+          <w:tcPr>
+            <w:tcW w:type="dxa" w:w="2422"/>
+          </w:tcPr>
+          <w:p>
+            <w:pPr>
+              <w:spacing w:after="0"/>
+            </w:pPr>
+            <w:r/>
+            <w:r>
+              <w:rPr>
+                <w:sz w:val="20"/>
+              </w:rPr>
+              <w:t xml:space="preserve">Khởi động lại là mất model vài giây rồi có lại; </w:t>
+            </w:r>
+            <w:r>
+              <w:rPr>
+                <w:rFonts w:ascii="Consolas" w:hAnsi="Consolas"/>
+                <w:sz w:val="20"/>
+              </w:rPr>
+              <w:t>/health</w:t>
+            </w:r>
+            <w:r>
+              <w:rPr>
+                <w:sz w:val="20"/>
+              </w:rPr>
+              <w:t xml:space="preserve"> báo </w:t>
+            </w:r>
+            <w:r>
+              <w:rPr>
+                <w:rFonts w:ascii="Consolas" w:hAnsi="Consolas"/>
+                <w:sz w:val="20"/>
+              </w:rPr>
+              <w:t>not_loaded</w:t>
+            </w:r>
+            <w:r>
+              <w:rPr>
+                <w:sz w:val="20"/>
+              </w:rPr>
+              <w:t xml:space="preserve"> trong lúc đó, API gọi vào nhận 503 và Backend tự fallback</w:t>
+            </w:r>
+          </w:p>
+        </w:tc>
+      </w:tr>
+      <w:tr>
+        <w:tc>
+          <w:tcPr>
+            <w:tcW w:type="dxa" w:w="2422"/>
+          </w:tcPr>
+          <w:p>
+            <w:pPr>
+              <w:spacing w:after="0"/>
+            </w:pPr>
+            <w:r/>
+            <w:r>
+              <w:rPr>
+                <w:sz w:val="20"/>
+              </w:rPr>
+              <w:t>8</w:t>
+            </w:r>
+          </w:p>
+        </w:tc>
+        <w:tc>
+          <w:tcPr>
+            <w:tcW w:type="dxa" w:w="2422"/>
+          </w:tcPr>
+          <w:p>
+            <w:pPr>
+              <w:spacing w:after="0"/>
+            </w:pPr>
+            <w:r/>
+            <w:r>
+              <w:rPr>
+                <w:sz w:val="20"/>
+              </w:rPr>
+              <w:t xml:space="preserve">Phiếu </w:t>
+            </w:r>
+            <w:r>
+              <w:rPr>
+                <w:rFonts w:ascii="Consolas" w:hAnsi="Consolas"/>
+                <w:sz w:val="20"/>
+              </w:rPr>
+              <w:t>LOST</w:t>
+            </w:r>
+            <w:r>
+              <w:rPr>
+                <w:sz w:val="20"/>
+              </w:rPr>
+              <w:t xml:space="preserve"> không được coi là lần trả</w:t>
+            </w:r>
+          </w:p>
+        </w:tc>
+        <w:tc>
+          <w:tcPr>
+            <w:tcW w:type="dxa" w:w="2422"/>
+          </w:tcPr>
+          <w:p>
+            <w:pPr>
+              <w:spacing w:after="0"/>
+            </w:pPr>
+            <w:r/>
+            <w:r>
+              <w:rPr>
+                <w:sz w:val="20"/>
+              </w:rPr>
+              <w:t>Nếu tính là trả thì mô hình học nhầm là trả đúng hạn</w:t>
+            </w:r>
+          </w:p>
+        </w:tc>
+        <w:tc>
+          <w:tcPr>
+            <w:tcW w:type="dxa" w:w="2422"/>
+          </w:tcPr>
+          <w:p>
+            <w:pPr>
+              <w:spacing w:after="0"/>
+            </w:pPr>
+            <w:r/>
+            <w:r>
+              <w:rPr>
+                <w:rFonts w:ascii="Consolas" w:hAnsi="Consolas"/>
+                <w:sz w:val="20"/>
+              </w:rPr>
+              <w:t>/internal/training-data</w:t>
+            </w:r>
+            <w:r>
+              <w:rPr>
+                <w:sz w:val="20"/>
+              </w:rPr>
+              <w:t xml:space="preserve"> trả </w:t>
+            </w:r>
+            <w:r>
+              <w:rPr>
+                <w:rFonts w:ascii="Consolas" w:hAnsi="Consolas"/>
+                <w:sz w:val="20"/>
+              </w:rPr>
+              <w:t>returnedAt = null</w:t>
+            </w:r>
+            <w:r>
+              <w:rPr>
+                <w:sz w:val="20"/>
+              </w:rPr>
+              <w:t xml:space="preserve"> cho phiếu LOST</w:t>
             </w:r>
           </w:p>
         </w:tc>

--- a/docs/design/SDD.docx
+++ b/docs/design/SDD.docx
@@ -19,7 +19,7 @@
         <w:pStyle w:val="Heading2"/>
       </w:pPr>
       <w:r>
-        <w:t>Hệ thống Quản lý Thư viện Trường Đại học — University Library System (ULS)</w:t>
+        <w:t>Hệ thống Quản lý Thư viện Trường Đại học: University Library System (ULS)</w:t>
       </w:r>
     </w:p>
     <w:tbl>
@@ -170,7 +170,7 @@
               <w:rPr>
                 <w:sz w:val="20"/>
               </w:rPr>
-              <w:t>LAB 02 — Thiết kế Kiến trúc Hệ thống &amp; Mô hình hóa UML</w:t>
+              <w:t>LAB 02, Thiết kế Kiến trúc Hệ thống &amp; Mô hình hóa UML</w:t>
             </w:r>
           </w:p>
         </w:tc>
@@ -206,7 +206,7 @@
               <w:rPr>
                 <w:sz w:val="20"/>
               </w:rPr>
-              <w:t>Công nghệ Phần mềm — Khoa CNTT, Trường ĐH Xây dựng Miền Trung</w:t>
+              <w:t>Công nghệ Phần mềm, Khoa CNTT, Trường ĐH Xây dựng Miền Trung</w:t>
             </w:r>
           </w:p>
         </w:tc>
@@ -278,7 +278,7 @@
               <w:rPr>
                 <w:sz w:val="20"/>
               </w:rPr>
-              <w:t>Đề tài 8 — Phần mềm Quản lý Thư viện Trường Đại học</w:t>
+              <w:t>Đề tài 8: Phần mềm Quản lý Thư viện Trường Đại học</w:t>
             </w:r>
           </w:p>
         </w:tc>
@@ -314,7 +314,7 @@
               <w:rPr>
                 <w:sz w:val="20"/>
               </w:rPr>
-              <w:t>Trần Đình Khôi — 23Q74802012006 (Nhóm trưởng); [Họ tên SV 2] — [MSSV 2]</w:t>
+              <w:t>Trần Đình Khôi, 23Q74802012006 (Nhóm trưởng); [Họ tên SV 2], [MSSV 2]</w:t>
             </w:r>
           </w:p>
         </w:tc>
@@ -1031,7 +1031,7 @@
           <w:i/>
           <w:sz w:val="22"/>
         </w:rPr>
-        <w:t>Hình 2.1 — Sơ đồ kiến trúc: API Gateway, Services, Database, tích hợp ngoài</w:t>
+        <w:t>Hình 2.1: Sơ đồ kiến trúc: API Gateway, Services, Database, tích hợp ngoài</w:t>
       </w:r>
     </w:p>
     <w:tbl>
@@ -1601,7 +1601,7 @@
               <w:rPr>
                 <w:sz w:val="20"/>
               </w:rPr>
-              <w:t>—</w:t>
+              <w:t>không có</w:t>
             </w:r>
           </w:p>
         </w:tc>
@@ -2902,7 +2902,7 @@
               <w:rPr>
                 <w:sz w:val="20"/>
               </w:rPr>
-              <w:t>—</w:t>
+              <w:t>không có</w:t>
             </w:r>
           </w:p>
         </w:tc>
@@ -3306,7 +3306,7 @@
           <w:i/>
           <w:sz w:val="22"/>
         </w:rPr>
-        <w:t>Hình 3.1 — Use Case tổng quan</w:t>
+        <w:t>Hình 3.1: Use Case tổng quan</w:t>
       </w:r>
     </w:p>
     <w:p>
@@ -3472,7 +3472,7 @@
           <w:i/>
           <w:sz w:val="22"/>
         </w:rPr>
-        <w:t>Hình 3.2 — Class Diagram</w:t>
+        <w:t>Hình 3.2: Class Diagram</w:t>
       </w:r>
     </w:p>
     <w:p>
@@ -3547,7 +3547,7 @@
           <w:i/>
           <w:sz w:val="22"/>
         </w:rPr>
-        <w:t>Hình 3.3 — Sequence: cho mượn sách</w:t>
+        <w:t>Hình 3.3: Sequence: cho mượn sách</w:t>
       </w:r>
     </w:p>
     <w:p>
@@ -3606,7 +3606,7 @@
           <w:i/>
           <w:sz w:val="22"/>
         </w:rPr>
-        <w:t>Hình 3.4 — Sequence: nhận trả và phạt</w:t>
+        <w:t>Hình 3.4: Sequence: nhận trả và phạt</w:t>
       </w:r>
     </w:p>
     <w:p>
@@ -3673,7 +3673,7 @@
           <w:i/>
           <w:sz w:val="22"/>
         </w:rPr>
-        <w:t>Hình 3.5 — Sequence: gợi ý sách</w:t>
+        <w:t>Hình 3.5: Sequence: gợi ý sách</w:t>
       </w:r>
     </w:p>
     <w:p>
@@ -3681,7 +3681,7 @@
         <w:pStyle w:val="Heading2"/>
       </w:pPr>
       <w:r>
-        <w:t>3.4. Activity Diagram — quy trình cho mượn</w:t>
+        <w:t>3.4. Activity Diagram: quy trình cho mượn</w:t>
       </w:r>
     </w:p>
     <w:p>
@@ -3732,7 +3732,7 @@
           <w:i/>
           <w:sz w:val="22"/>
         </w:rPr>
-        <w:t>Hình 3.6 — Activity: cho mượn sách tại quầy</w:t>
+        <w:t>Hình 3.6: Activity: cho mượn sách tại quầy</w:t>
       </w:r>
     </w:p>
     <w:p>
@@ -3804,7 +3804,7 @@
           <w:i/>
           <w:sz w:val="22"/>
         </w:rPr>
-        <w:t>Hình 4.1 — ERD chuẩn 3NF, 10 bảng</w:t>
+        <w:t>Hình 4.1: ERD chuẩn 3NF, 10 bảng</w:t>
       </w:r>
     </w:p>
     <w:p>
@@ -4013,7 +4013,7 @@
               <w:rPr>
                 <w:sz w:val="20"/>
               </w:rPr>
-              <w:t>—</w:t>
+              <w:t>không có</w:t>
             </w:r>
           </w:p>
         </w:tc>
@@ -4148,7 +4148,7 @@
               <w:rPr>
                 <w:sz w:val="20"/>
               </w:rPr>
-              <w:t>—</w:t>
+              <w:t>không có</w:t>
             </w:r>
           </w:p>
         </w:tc>
@@ -4244,7 +4244,7 @@
               <w:rPr>
                 <w:sz w:val="20"/>
               </w:rPr>
-              <w:t>—</w:t>
+              <w:t>không có</w:t>
             </w:r>
           </w:p>
         </w:tc>
@@ -4257,12 +4257,6 @@
               <w:spacing w:after="0"/>
             </w:pPr>
             <w:r/>
-            <w:r>
-              <w:rPr>
-                <w:sz w:val="20"/>
-              </w:rPr>
-              <w:t>—</w:t>
-            </w:r>
           </w:p>
         </w:tc>
       </w:tr>
@@ -4333,7 +4327,7 @@
               <w:rPr>
                 <w:sz w:val="20"/>
               </w:rPr>
-              <w:t>—</w:t>
+              <w:t>không có</w:t>
             </w:r>
           </w:p>
         </w:tc>
@@ -4620,7 +4614,7 @@
               <w:rPr>
                 <w:sz w:val="20"/>
               </w:rPr>
-              <w:t>—</w:t>
+              <w:t>không có</w:t>
             </w:r>
           </w:p>
         </w:tc>
@@ -5170,6 +5164,47 @@
       </w:tr>
     </w:tbl>
     <w:p/>
+    <w:p>
+      <w:pPr>
+        <w:spacing w:after="120"/>
+      </w:pPr>
+      <w:r>
+        <w:rPr>
+          <w:b/>
+        </w:rPr>
+        <w:t>Khoá:</w:t>
+      </w:r>
+      <w:r>
+        <w:t xml:space="preserve"> mọi bảng đều có khoá chính (</w:t>
+      </w:r>
+      <w:r>
+        <w:rPr>
+          <w:rFonts w:ascii="Consolas" w:hAnsi="Consolas"/>
+        </w:rPr>
+        <w:t>id</w:t>
+      </w:r>
+      <w:r>
+        <w:t xml:space="preserve"> tự tăng, riêng </w:t>
+      </w:r>
+      <w:r>
+        <w:rPr>
+          <w:rFonts w:ascii="Consolas" w:hAnsi="Consolas"/>
+        </w:rPr>
+        <w:t>book_authors</w:t>
+      </w:r>
+      <w:r>
+        <w:t xml:space="preserve"> dùng khoá phức </w:t>
+      </w:r>
+      <w:r>
+        <w:rPr>
+          <w:rFonts w:ascii="Consolas" w:hAnsi="Consolas"/>
+        </w:rPr>
+        <w:t>(book_id, author_id)</w:t>
+      </w:r>
+      <w:r>
+        <w:t>); mọi liên kết đều khai báo khoá ngoại có ràng buộc tham chiếu, xem phần DDL ở mục 4.4.</w:t>
+      </w:r>
+    </w:p>
     <w:p>
       <w:pPr>
         <w:spacing w:after="120"/>
@@ -5258,7 +5293,7 @@
         <w:t>3NF:</w:t>
       </w:r>
       <w:r>
-        <w:t xml:space="preserve"> không có phụ thuộc bắc cầu — thông tin thể loại tách </w:t>
+        <w:t xml:space="preserve"> không có phụ thuộc bắc cầu: thông tin thể loại tách </w:t>
       </w:r>
       <w:r>
         <w:rPr>
@@ -5934,7 +5969,7 @@
               <w:rPr>
                 <w:sz w:val="20"/>
               </w:rPr>
-              <w:t xml:space="preserve">Vi phạm quy tắc nghiệp vụ hoặc trùng dữ liệu — </w:t>
+              <w:t xml:space="preserve">Vi phạm quy tắc nghiệp vụ hoặc trùng dữ liệu, </w:t>
             </w:r>
             <w:r>
               <w:rPr>
@@ -6031,7 +6066,7 @@
         <w:pStyle w:val="Heading2"/>
       </w:pPr>
       <w:r>
-        <w:t>5.2. Auth — `/api/auth`</w:t>
+        <w:t>5.2. Auth: `/api/auth`</w:t>
       </w:r>
     </w:p>
     <w:tbl>
@@ -6475,7 +6510,7 @@
               <w:rPr>
                 <w:sz w:val="20"/>
               </w:rPr>
-              <w:t>—</w:t>
+              <w:t>không có</w:t>
             </w:r>
           </w:p>
         </w:tc>
@@ -6517,7 +6552,7 @@
         <w:pStyle w:val="Heading2"/>
       </w:pPr>
       <w:r>
-        <w:t>5.3. Users — `/api/users` (quản lý bạn đọc)</w:t>
+        <w:t>5.3. Users: `/api/users` (quản lý bạn đọc)</w:t>
       </w:r>
     </w:p>
     <w:tbl>
@@ -6818,7 +6853,7 @@
               <w:rPr>
                 <w:sz w:val="20"/>
               </w:rPr>
-              <w:t>—</w:t>
+              <w:t>không có</w:t>
             </w:r>
           </w:p>
         </w:tc>
@@ -7441,7 +7476,7 @@
               <w:rPr>
                 <w:sz w:val="20"/>
               </w:rPr>
-              <w:t>—</w:t>
+              <w:t>không có</w:t>
             </w:r>
           </w:p>
         </w:tc>
@@ -7726,7 +7761,7 @@
               <w:rPr>
                 <w:sz w:val="20"/>
               </w:rPr>
-              <w:t>—</w:t>
+              <w:t>không có</w:t>
             </w:r>
           </w:p>
         </w:tc>
@@ -7923,7 +7958,7 @@
               <w:rPr>
                 <w:sz w:val="20"/>
               </w:rPr>
-              <w:t>—</w:t>
+              <w:t>không có</w:t>
             </w:r>
           </w:p>
         </w:tc>
@@ -8413,7 +8448,7 @@
               <w:rPr>
                 <w:sz w:val="20"/>
               </w:rPr>
-              <w:t>—</w:t>
+              <w:t>không có</w:t>
             </w:r>
           </w:p>
         </w:tc>
@@ -8571,7 +8606,7 @@
         <w:pStyle w:val="Heading2"/>
       </w:pPr>
       <w:r>
-        <w:t>5.5. Loans — `/api/loans`</w:t>
+        <w:t>5.5. Loans: `/api/loans`</w:t>
       </w:r>
     </w:p>
     <w:tbl>
@@ -8971,7 +9006,7 @@
               <w:rPr>
                 <w:sz w:val="20"/>
               </w:rPr>
-              <w:t>—</w:t>
+              <w:t>không có</w:t>
             </w:r>
           </w:p>
         </w:tc>
@@ -9079,7 +9114,7 @@
               <w:rPr>
                 <w:sz w:val="20"/>
               </w:rPr>
-              <w:t>—</w:t>
+              <w:t>không có</w:t>
             </w:r>
           </w:p>
         </w:tc>
@@ -9187,7 +9222,7 @@
               <w:rPr>
                 <w:sz w:val="20"/>
               </w:rPr>
-              <w:t>—</w:t>
+              <w:t>không có</w:t>
             </w:r>
           </w:p>
         </w:tc>
@@ -9511,7 +9546,7 @@
               <w:rPr>
                 <w:sz w:val="20"/>
               </w:rPr>
-              <w:t>—</w:t>
+              <w:t>không có</w:t>
             </w:r>
           </w:p>
         </w:tc>
@@ -9566,7 +9601,7 @@
         <w:pStyle w:val="Heading2"/>
       </w:pPr>
       <w:r>
-        <w:t>5.6. Fines — `/api/fines`</w:t>
+        <w:t>5.6. Fines: `/api/fines`</w:t>
       </w:r>
     </w:p>
     <w:tbl>
@@ -9766,7 +9801,7 @@
               <w:rPr>
                 <w:sz w:val="20"/>
               </w:rPr>
-              <w:t>—</w:t>
+              <w:t>không có</w:t>
             </w:r>
           </w:p>
         </w:tc>
@@ -9956,7 +9991,7 @@
               <w:rPr>
                 <w:sz w:val="20"/>
               </w:rPr>
-              <w:t>—</w:t>
+              <w:t>không có</w:t>
             </w:r>
           </w:p>
         </w:tc>
@@ -10215,7 +10250,7 @@
               <w:rPr>
                 <w:sz w:val="20"/>
               </w:rPr>
-              <w:t>—</w:t>
+              <w:t>không có</w:t>
             </w:r>
           </w:p>
         </w:tc>
@@ -10520,7 +10555,7 @@
               <w:rPr>
                 <w:sz w:val="20"/>
               </w:rPr>
-              <w:t>—</w:t>
+              <w:t>không có</w:t>
             </w:r>
           </w:p>
         </w:tc>
@@ -10710,7 +10745,7 @@
               <w:rPr>
                 <w:sz w:val="20"/>
               </w:rPr>
-              <w:t>—</w:t>
+              <w:t>không có</w:t>
             </w:r>
           </w:p>
         </w:tc>
@@ -10900,7 +10935,7 @@
               <w:rPr>
                 <w:sz w:val="20"/>
               </w:rPr>
-              <w:t>—</w:t>
+              <w:t>không có</w:t>
             </w:r>
           </w:p>
         </w:tc>
@@ -11231,7 +11266,7 @@
               <w:rPr>
                 <w:sz w:val="20"/>
               </w:rPr>
-              <w:t>—</w:t>
+              <w:t>không có</w:t>
             </w:r>
           </w:p>
         </w:tc>
@@ -11339,7 +11374,7 @@
               <w:rPr>
                 <w:sz w:val="20"/>
               </w:rPr>
-              <w:t>—</w:t>
+              <w:t>không có</w:t>
             </w:r>
           </w:p>
         </w:tc>
@@ -11447,7 +11482,7 @@
               <w:rPr>
                 <w:sz w:val="20"/>
               </w:rPr>
-              <w:t>—</w:t>
+              <w:t>không có</w:t>
             </w:r>
           </w:p>
         </w:tc>
@@ -11477,7 +11512,7 @@
               <w:rPr>
                 <w:sz w:val="20"/>
               </w:rPr>
-              <w:t xml:space="preserve"> — đối chiếu dự báo đã lưu với kết quả thật</w:t>
+              <w:t>, đối chiếu dự báo đã lưu với kết quả thật</w:t>
             </w:r>
           </w:p>
         </w:tc>
@@ -11561,7 +11596,7 @@
               <w:rPr>
                 <w:sz w:val="20"/>
               </w:rPr>
-              <w:t>—</w:t>
+              <w:t>không có</w:t>
             </w:r>
           </w:p>
         </w:tc>
@@ -11662,7 +11697,7 @@
               <w:rPr>
                 <w:sz w:val="20"/>
               </w:rPr>
-              <w:t>—</w:t>
+              <w:t>không có</w:t>
             </w:r>
           </w:p>
         </w:tc>
@@ -11857,7 +11892,7 @@
               <w:rPr>
                 <w:sz w:val="20"/>
               </w:rPr>
-              <w:t>—</w:t>
+              <w:t>không có</w:t>
             </w:r>
           </w:p>
         </w:tc>
@@ -12104,7 +12139,7 @@
               <w:rPr>
                 <w:sz w:val="20"/>
               </w:rPr>
-              <w:t>—</w:t>
+              <w:t>không có</w:t>
             </w:r>
           </w:p>
         </w:tc>
@@ -12182,7 +12217,7 @@
               <w:rPr>
                 <w:sz w:val="20"/>
               </w:rPr>
-              <w:t>—</w:t>
+              <w:t>không có</w:t>
             </w:r>
           </w:p>
         </w:tc>

--- a/docs/design/SDD.docx
+++ b/docs/design/SDD.docx
@@ -314,7 +314,7 @@
               <w:rPr>
                 <w:sz w:val="20"/>
               </w:rPr>
-              <w:t>Trần Đình Khôi, 23Q74802012006 (Nhóm trưởng); [Họ tên SV 2], [MSSV 2]</w:t>
+              <w:t>Trần Đình Khôi, 23Q74802012006 (Nhóm trưởng); Nguyễn Như Quỳnh, 21DQ4802011003</w:t>
             </w:r>
           </w:p>
         </w:tc>
